--- a/tai-lieu-noi-bo/moscow/izmailovo-kremlin.docx
+++ b/tai-lieu-noi-bo/moscow/izmailovo-kremlin.docx
@@ -63,7 +63,7 @@
         <w:pStyle w:val="ListBullet"/>
       </w:pPr>
       <w:r>
-        <w:t>Chợ Vernisazh — khu chợ đồ lưu niệm và đồ cổ lớn nhất Moscow: Matryoshka, khăn Pavlovo Posad, hổ phách, cùng 'kho' đồ Xô-viết (tượng Lenin, huy hiệu, máy ảnh phim).</w:t>
+        <w:t>Chợ Vernisazh — chợ đồ lưu niệm và đồ cổ lớn nhất Moscow: búp bê Matryoshka, khăn Pavlovo Posad, hổ phách, sơn mài Palekh, gốm Khokhloma – Gzhel, cùng 'kho' đồ Xô-viết; mặc cả là chuyện thường.</w:t>
       </w:r>
     </w:p>
     <w:p>
@@ -71,7 +71,7 @@
         <w:pStyle w:val="ListBullet"/>
       </w:pPr>
       <w:r>
-        <w:t>Loạt bảo tàng nhỏ vui nhộn: Rượu Vodka (có nếm thử), Đồ chơi (có xưởng làm búp bê), Bánh mì, Hoạt hình, Mô hình đất nặn, Làm xà phòng, 'Những đứa trẻ hư'.</w:t>
+        <w:t>Nhà thờ gỗ Thánh Nikolas cao 46 m — nhà thờ bằng gỗ cao nhất nước Nga; lưu thánh tích thánh Pyotr &amp; Fevronia (thánh bảo trợ hôn nhân), gắn với các lễ cưới.</w:t>
       </w:r>
     </w:p>
     <w:p>
@@ -79,7 +79,7 @@
         <w:pStyle w:val="ListBullet"/>
       </w:pPr>
       <w:r>
-        <w:t>Nhà thờ gỗ Thánh Nikolas — nhà thờ bằng gỗ cao nhất Moscow, lưu thánh tích Pyotr &amp; Fevronia (thánh bảo trợ tình yêu), gắn với các lễ cưới.</w:t>
+        <w:t>Chuỗi bảo tàng nhỏ vui nhộn: Lịch sử Rượu Vodka (hơn 1.000 loại, có nếm thử), Bánh mì, Đồ chơi (có xưởng làm búp bê), Hoạt hình, Mô hình đất nặn, 'Gác xép của ông' có cung thiên văn.</w:t>
       </w:r>
     </w:p>
     <w:p>
@@ -95,7 +95,23 @@
         <w:pStyle w:val="ListBullet"/>
       </w:pPr>
       <w:r>
-        <w:t>Ngay bên cạnh là điền trang hoàng gia Izmailovo cổ — nơi cậu bé Pyotr tìm thấy 'ông tổ của hạm đội Nga' và học chèo thuyền trên hồ.</w:t>
+        <w:t>Sát bên là điền trang hoàng gia Izmailovo cổ trên đảo nhân tạo — nơi Sa hoàng Aleksei Mikhailovich lập trại thí nghiệm nông nghiệp và mở 'vườn thú đầu tiên của Nga'.</w:t>
+      </w:r>
+    </w:p>
+    <w:p>
+      <w:pPr>
+        <w:pStyle w:val="ListBullet"/>
+      </w:pPr>
+      <w:r>
+        <w:t>Nhà thờ Che Chở Đức Mẹ (Pokrovsky, 1671–1679) với gạch men 'mắt công' của nghệ nhân Stepan Polubes, và Tháp Cầu — công trình cổ nhất còn lại trên đảo.</w:t>
+      </w:r>
+    </w:p>
+    <w:p>
+      <w:pPr>
+        <w:pStyle w:val="ListBullet"/>
+      </w:pPr>
+      <w:r>
+        <w:t>Nơi cậu bé Pyotr tìm thấy con thuyền 'ông tổ của hạm đội Nga' năm 1688 — nhưng bản gốc nay nằm ở Bảo tàng Hải quân Trung ương tại St. Petersburg, không còn ở Moscow.</w:t>
       </w:r>
     </w:p>
     <w:p>
@@ -181,7 +197,7 @@
         <w:jc w:val="both"/>
       </w:pPr>
       <w:r>
-        <w:t>Cách di chuyển thuận tiện nhất là đi metro tới ga Partizanskaya trên tuyến số 3 (tuyến xanh dương đậm). Từ trung tâm, hành trình tàu điện ngầm mất khoảng hai mươi phút; ra khỏi ga, bạn chỉ cần đi bộ thêm chừng mười phút là tới cổng quần thể. Ngay từ xa, những toà tháp gỗ nhiều màu đã hiện ra như một tấm biển chỉ đường khổng lồ, khó lòng đi lạc.</w:t>
+        <w:t>Cách di chuyển thuận tiện nhất là đi metro tới ga Partizanskaya (Pác-ti-dan-xcai-a) trên tuyến số 3 (tuyến xanh dương đậm). Từ trung tâm, hành trình tàu điện ngầm mất khoảng hai mươi phút; ra khỏi ga, bạn chỉ cần đi bộ thêm chừng mười phút là tới cổng quần thể. Ngay từ xa, những toà tháp gỗ nhiều màu đã hiện ra như một tấm biển chỉ đường khổng lồ, khó lòng đi lạc.</w:t>
       </w:r>
     </w:p>
     <w:p>
@@ -232,7 +248,7 @@
         <w:jc w:val="both"/>
       </w:pPr>
       <w:r>
-        <w:t>Khác với đa số điểm đến trong cẩm nang này, lịch sử của Điện Kremlin Izmailovo rất… trẻ. Quần thể được xây dựng trong khoảng từ cuối thập niên 1990 đến giữa những năm 2000 (các nguồn thường ghi giai đoạn 1998–2007), như một khu vực văn hoá – giải trí tư nhân. Ý tưởng thiết kế dựa trên các bản vẽ và hình dung về kiến trúc Nga cổ thế kỷ XIV–XVII, tức là nơi đây tái hiện 'nước Nga cổ tích' chứ không sao chép một công trình có thật cụ thể nào.</w:t>
+        <w:t>Khác với đa số điểm đến trong cẩm nang này, lịch sử của Điện Kremlin Izmailovo rất… trẻ. Ý tưởng được doanh nhân Aleksandr Ushakov khởi xướng và trình lên chính quyền Moscow từ năm 1998; quần thể được xây dựng và hoàn thiện dần trong khoảng từ đầu những năm 2000 đến năm 2007 (một trận hoả hoạn năm 2005 từng buộc phải tu sửa lại). Thiết kế dựa trên các bản vẽ và hình dung về kiến trúc Nga cổ thế kỷ XIV–XVII, tức là nơi đây tái hiện 'nước Nga cổ tích' chứ không sao chép một công trình có thật cụ thể nào.</w:t>
       </w:r>
     </w:p>
     <w:p>
@@ -307,7 +323,7 @@
         <w:jc w:val="both"/>
       </w:pPr>
       <w:r>
-        <w:t>Điểm nhấn kiến trúc cao nhất theo cả nghĩa đen là Nhà thờ Thánh Nikolas (St. Nicholas) bằng gỗ, nằm phía quảng trường trung tâm. Được dựng theo dáng dấp các nhà thờ gỗ Nga thế kỷ XVII, công trình này được xem là nhà thờ bằng gỗ cao nhất Moscow. Dù cũng là công trình mới (dựng vào khoảng năm 2000), nó vẫn toát lên vẻ trang nghiêm và là nơi diễn ra các nghi lễ, trong đó có lễ cưới.</w:t>
+        <w:t>Điểm nhấn kiến trúc cao nhất theo cả nghĩa đen là Nhà thờ Thánh Nikolas (St. Nicholas) bằng gỗ, nằm phía quảng trường trung tâm. Theo trang chính thức, công trình cao 46 mét và được xem là nhà thờ bằng gỗ cao nhất nước Nga. Dù cũng là công trình mới (dựng vào khoảng năm 2000), nó vẫn toát lên vẻ trang nghiêm và là nơi diễn ra các nghi lễ, trong đó có lễ cưới.</w:t>
       </w:r>
     </w:p>
     <w:p>
@@ -315,15 +331,7 @@
         <w:jc w:val="both"/>
       </w:pPr>
       <w:r>
-        <w:t>Gắn liền với nhà thờ là Cung điện tổ chức lễ cưới (Palace of Weddings) — một điểm đặc sắc khiến Izmailovo trở thành địa chỉ được nhiều cặp đôi Nga chọn để làm đám cưới. Khung cảnh cổ tích, nhà thờ gỗ và không gian lễ hội tạo nên phông nền lãng mạn hiếm có; vào cuối tuần, du khách không hiếm khi bắt gặp các đoàn rước dâu rộn ràng ngay giữa khu chợ.</w:t>
-      </w:r>
-    </w:p>
-    <w:p>
-      <w:pPr>
-        <w:jc w:val="both"/>
-      </w:pPr>
-      <w:r>
-        <w:t>Cấu trúc tổng thể của quần thể mô phỏng một 'thành' có tường bao và cổng, bên trong là quảng trường, các dãy nhà gỗ, tháp và lối đi. Chính bố cục 'phố trong thành' này khiến Izmailovo giống một thị trấn thu nhỏ hơn là một khu chợ đơn thuần — du khách len giữa các mái che, cầu thang gỗ và ngõ ngách, thỉnh thoảng lại 'lạc' vào một bảo tàng nhỏ hay một quầy hàng thú vị.</w:t>
+        <w:t>Cấu trúc tổng thể của quần thể mô phỏng một 'thành' có tường bao và cổng, bên trong là quảng trường, các dãy nhà gỗ, tháp và lối đi. Trung tâm là 'Cung điện Yến tiệc Nga' (Дворец русской трапезы) với các sảnh theo chủ đề Boyar, Sa hoàng, Khokhloma; chính bố cục 'phố trong thành' này khiến Izmailovo giống một thị trấn thu nhỏ hơn là một khu chợ đơn thuần — du khách len giữa các mái che, cầu thang gỗ và ngõ ngách, thỉnh thoảng lại 'lạc' vào một bảo tàng nhỏ hay một quầy hàng thú vị.</w:t>
       </w:r>
     </w:p>
     <w:p>
@@ -342,7 +350,7 @@
         <w:rPr>
           <w:color w:val="152C4E"/>
         </w:rPr>
-        <w:t>Những điểm nhấn không thể bỏ lỡ</w:t>
+        <w:t>Dạo chợ Vernisazh: mua gì và mặc cả thế nào</w:t>
       </w:r>
     </w:p>
     <w:p>
@@ -350,7 +358,7 @@
         <w:jc w:val="both"/>
       </w:pPr>
       <w:r>
-        <w:t>Chợ Vernisazh là 'ngôi sao' không thể bỏ qua. Đây được xem là khu chợ đồ lưu niệm và đồ cổ lớn nhất Moscow, trải dài thành vô số dãy quầy với những cái tên rất 'tự khai' như Hàng thủ công, Tranh, hay Huy hiệu. Bạn có thể tìm thấy đủ loại búp bê Matryoshka, khăn Pavlovo Posad, đồ gốm, hổ phách, pha lê, trang phục dân gian, cho tới quân phục và kỷ vật quân đội — một 'mê cung' để lạc vào và khám phá.</w:t>
+        <w:t>Chợ Vernisazh là 'ngôi sao' thực dụng của Izmailovo — được xem là khu chợ đồ lưu niệm và đồ cổ lớn nhất Moscow, trải thành vô số dãy quầy với những tên gọi rất 'tự khai' như Hàng thủ công, Tranh, hay Huy hiệu. Đây là nơi để hoàn tất danh sách quà: từ đồ mới tinh cho tới 'kho báu' đồ cũ, gần như thứ gì mang dấu ấn Nga cũng có thể tìm thấy ở đây.</w:t>
       </w:r>
     </w:p>
     <w:p>
@@ -358,7 +366,7 @@
         <w:jc w:val="both"/>
       </w:pPr>
       <w:r>
-        <w:t>Khu chợ đồ cũ (flea market) bên trong là thiên đường cho người mê đồ Xô-viết và đồ cổ. Giữa các sạp hàng bày ngổn ngang, bạn có thể bắt gặp bộ ấm bạc thế kỷ XVIII, tượng bán thân Lenin, máy quay đĩa còn chạy, máy ảnh phim cũ, hay bao thuốc lá Belomorkanal từng phổ biến thời Liên Xô. Nhiều món chỉ là đồ 'bình dân' thế kỷ XX, nhưng đó lại chính là thứ khiến người ta thích thú vì gợi nhớ cả một thời đại.</w:t>
+        <w:t>Danh mục 'phải xem' cho khách Việt: búp bê Matryoshka đủ kích cỡ và trường phái vẽ; khăn choàng hoa Pavlovo Posad; hộp sơn mài Palekh và Fedoskino; gốm men xanh trắng Gzhel và đồ gỗ sơn vàng – đỏ – đen Khokhloma; ấm samovar; đồ hổ phách (yantar) vùng Baltic; mũ lông ushanka và đồ lông thú; cùng khăn, đồ pha lê, tranh và trang sức thủ công. Đây đều là những món quà 'rất Nga' gọn nhẹ, dễ mang về.</w:t>
       </w:r>
     </w:p>
     <w:p>
@@ -366,7 +374,7 @@
         <w:jc w:val="both"/>
       </w:pPr>
       <w:r>
-        <w:t>Chuỗi bảo tàng nhỏ là điểm nhấn thứ hai, và rất đáng dành thời gian. Gần cổng chính là Bảo tàng Lịch sử Rượu Vodka Nga, trưng bày hàng nghìn loại vodka cùng công thức, nhãn mác, áp phích quảng cáo — và tất nhiên có cả phần nếm thử. Không xa là Bảo tàng Đồ chơi Nga với xưởng để du khách tự tay làm búp bê hoặc nặn tô tượng đất kiểu Dymkovo.</w:t>
+        <w:t>Khu chợ đồ cũ (flea market) bên trong là thiên đường cho người mê đồ Xô-viết: tượng bán thân Lenin, huy hiệu và huân chương, quân phục, máy ảnh phim, đĩa than, đồng hồ, áp phích cũ, thậm chí cả mặt nạ phòng độc. Nhiều món chỉ là đồ 'bình dân' thế kỷ XX, nhưng đó lại chính là thứ khiến người ta thích thú vì gợi nhớ cả một thời đại.</w:t>
       </w:r>
     </w:p>
     <w:p>
@@ -374,7 +382,18 @@
         <w:jc w:val="both"/>
       </w:pPr>
       <w:r>
-        <w:t>Ngoài ra còn có Bảo tàng Bánh mì (kèm quầy bánh mới ra lò), Bảo tàng Hoạt hình Moscow, Bảo tàng Mô hình bằng đất nặn tái hiện 'lịch sử thế giới', Bảo tàng Làm xà phòng nơi bạn có thể tự tạo một bánh xà phòng mang về, và cả một 'Bảo tàng những đứa trẻ hư' đầy hài hước — nơi kể về cách trẻ em bị phạt thời Nga xưa. Mỗi bảo tàng là một câu chuyện nhỏ, hợp cho cả trẻ em lẫn người lớn tò mò.</w:t>
+        <w:t>Mặc cả là một phần của cuộc chơi và được người bán mong đợi. Kinh nghiệm: mở đầu bằng nụ cười, đừng bộc lộ quá rõ sự thích thú với món đồ, rồi đưa ra một mức giá tiền mặt khiêm tốn; mức giảm thực tế thường dao động khoảng 10–40%. Nên mang sẵn tiền mặt (nhiều quầy chỉ nhận tiền mặt) và dành 2–3 tiếng để thong thả. Gợi ý cho hướng dẫn viên: nhắc khách rằng trả giá lịch sự là 'văn hoá chợ', và mua nhiều món cùng một quầy thường được giá tốt hơn.</w:t>
+      </w:r>
+    </w:p>
+    <w:p>
+      <w:pPr>
+        <w:pStyle w:val="Heading1"/>
+      </w:pPr>
+      <w:r>
+        <w:rPr>
+          <w:color w:val="152C4E"/>
+        </w:rPr>
+        <w:t>Chuỗi bảo tàng nhỏ trong Kremlin</w:t>
       </w:r>
     </w:p>
     <w:p>
@@ -382,7 +401,66 @@
         <w:jc w:val="both"/>
       </w:pPr>
       <w:r>
-        <w:t>Nhà thờ gỗ Thánh Nikolas cao nhất Moscow là điểm dừng mang màu sắc tâm linh và kiến trúc. Bên trong lưu giữ thánh tích của hai vị thánh Pyotr và Fevronia — được người Nga tôn là thánh bảo trợ của tình yêu và hôn nhân — nên nơi đây gắn liền với các lễ cưới và những cặp đôi tới cầu duyên.</w:t>
+        <w:t>Xen giữa các dãy chợ là hơn chục bảo tàng nhỏ tư nhân — mỗi cái một câu chuyện, hợp cho cả trẻ em lẫn người lớn tò mò. Nổi tiếng nhất là Bảo tàng Lịch sử Rượu Vodka Nga (Музей истории водки): trưng bày hơn 1.000 loại vodka trải khoảng 500 năm lịch sử, kèm công thức thế kỷ XVIII, nhãn mác, áp phích quảng cáo xưa và một bản sao thiết bị chưng cất đầu tiên; có tour ngắn khoảng 20 phút và phần nếm thử. (Nơi đây hay được quảng bá là 'bảo tàng vodka đầu tiên của Nga' — chi tiết 'đầu tiên' này cần kiểm chứng, nên tránh khẳng định chắc.)</w:t>
+      </w:r>
+    </w:p>
+    <w:p>
+      <w:pPr>
+        <w:jc w:val="both"/>
+      </w:pPr>
+      <w:r>
+        <w:t>Bảo tàng Bánh mì (Музей хлеба) nằm trên tầng ba của 'Cung điện Yến tiệc Nga', với khoảng 1.000 hiện vật: dụng cụ làm bánh cổ, khuôn bánh mật pryanik chạm khắc, cối xay tay, cày socha, trang phục và ảnh tư liệu; thường có chương trình cho trẻ như nặn bánh 'Kolobok' hay làm bánh mật. Đây là nơi kể về bánh mì như 'vua của bàn ăn' và biểu tượng của lòng hiếu khách Nga — một mạch chuyện văn hoá rất hợp với khách Việt.</w:t>
+      </w:r>
+    </w:p>
+    <w:p>
+      <w:pPr>
+        <w:jc w:val="both"/>
+      </w:pPr>
+      <w:r>
+        <w:t>Bảo tàng Đồ chơi Nga (còn gọi là Bảo tàng – Nhà hát Đồ chơi) cho du khách tự tay làm búp bê hay nặn – tô tượng đất kiểu Dymkovo. Cạnh đó là Bảo tàng Lịch sử Hải quân Nga — cầu nối khéo léo với câu chuyện con thuyền của Pyotr ở điền trang cổ bên cạnh — cùng Bảo tàng Sô-cô-la, Bảo tàng Hoạt hình Moscow, và Bảo tàng Mô hình bằng đất nặn tái hiện 'lịch sử thế giới'.</w:t>
+      </w:r>
+    </w:p>
+    <w:p>
+      <w:pPr>
+        <w:jc w:val="both"/>
+      </w:pPr>
+      <w:r>
+        <w:t>Với gia đình có trẻ nhỏ, đừng bỏ qua khu bảo tàng bách khoa tương tác 'Gác xép của ông' (Дедушкин чердак) — có cả một cung thiên văn và góc 'gác xép vũ trụ' về ngành du hành không gian — cùng Bảo tàng Làm xà phòng (tự tạo một bánh xà phòng mang về) và các không gian như 'Ngõ Búp bê' hay 'Nhà Baba Yaga'. Gợi ý: nên chọn 2–3 bảo tàng hợp gu thay vì cố đi hết, vì mỗi nơi thu vé riêng và thời gian có hạn.</w:t>
+      </w:r>
+    </w:p>
+    <w:p>
+      <w:pPr>
+        <w:pStyle w:val="Heading1"/>
+      </w:pPr>
+      <w:r>
+        <w:rPr>
+          <w:color w:val="152C4E"/>
+        </w:rPr>
+        <w:t>Nhà thờ gỗ Thánh Nikolas, Cung điện Cưới &amp; xưởng thủ công</w:t>
+      </w:r>
+    </w:p>
+    <w:p>
+      <w:pPr>
+        <w:jc w:val="both"/>
+      </w:pPr>
+      <w:r>
+        <w:t>Nhà thờ gỗ Thánh Nikolas cao 46 mét là điểm dừng mang màu sắc tâm linh và kiến trúc, đồng thời là trung tâm tinh thần của quần thể. Bên trong lưu giữ thánh tích của hai vị thánh Pyotr và Fevronia vùng Murom — được người Nga tôn là thánh bảo trợ của tình yêu và hôn nhân, gần như một 'ngày Valentine' phiên bản Nga.</w:t>
+      </w:r>
+    </w:p>
+    <w:p>
+      <w:pPr>
+        <w:jc w:val="both"/>
+      </w:pPr>
+      <w:r>
+        <w:t>Gắn liền với nhà thờ là Cung điện tổ chức lễ cưới (được gọi là 'Cung Kết hôn số 5') — khiến Izmailovo trở thành địa chỉ được nhiều cặp đôi Nga chọn để đăng ký và cử hành hôn lễ. Khung cảnh cổ tích, nhà thờ gỗ và không gian lễ hội tạo nên phông nền lãng mạn hiếm có; vào cuối tuần, du khách không hiếm khi bắt gặp các đoàn rước dâu rộn ràng ngay giữa khu chợ — một khoảnh khắc đời thường rất đáng chụp.</w:t>
+      </w:r>
+    </w:p>
+    <w:p>
+      <w:pPr>
+        <w:jc w:val="both"/>
+      </w:pPr>
+      <w:r>
+        <w:t>Bên cạnh mua sắm và bảo tàng, Izmailovo còn là một 'làng nghề' sống động mang tên 'Sân nhà Nga' (Русское подворье). Ở đây có lò rèn (kuznitsa), xưởng khắc và vẽ trên gỗ, xưởng gốm, xưởng làm xà phòng, xưởng nặn búp bê vải, xưởng sô-cô-la và làm nến, cùng một 'bếp Kremlin' dạy nấu món Nga. Du khách có thể đứng xem thợ làm việc hoặc tham gia các lớp trải nghiệm ngắn (master-class).</w:t>
       </w:r>
     </w:p>
     <w:p>
@@ -391,6 +469,92 @@
       </w:pPr>
       <w:r>
         <w:t>Cuối cùng, đừng bỏ lỡ ẩm thực. Tại quảng trường trung tâm có cửa hàng 'Pastila Kolomna' bán loại kẹo trái cây pastila làm theo công thức thế kỷ XVII; các quán ăn phục vụ thịt nướng, bánh blini nhân đủ vị, cùng những thức uống truyền thống như mật ong lên men medovukha và nước kvass. Thưởng thức một ly medovukha giữa khung cảnh cổ tích là cách rất hợp để khép lại chuyến thăm.</w:t>
+      </w:r>
+    </w:p>
+    <w:p>
+      <w:pPr>
+        <w:pStyle w:val="Heading1"/>
+      </w:pPr>
+      <w:r>
+        <w:rPr>
+          <w:color w:val="152C4E"/>
+        </w:rPr>
+        <w:t>Điền trang hoàng gia Izmailovo cổ: hòn đảo của các Sa hoàng</w:t>
+      </w:r>
+    </w:p>
+    <w:p>
+      <w:pPr>
+        <w:jc w:val="both"/>
+      </w:pPr>
+      <w:r>
+        <w:t>Cách quần thể mới chừng một cây số là một di sản thật sự cổ kính: điền trang hoàng gia Izmailovo, nằm trên một hòn đảo nhân tạo (đảo Izmailovsky). Vùng đất này thuộc dòng họ Romanov từ giữa thế kỷ XVI, rồi về tay đích thân Sa hoàng Aleksei Mikhailovich (cha của Pyotr Đại đế). Từ năm 1663, ông biến Izmailovo thành một điền trang kiểu mẫu khổng lồ để thử nghiệm nông nghiệp và thủ công.</w:t>
+      </w:r>
+    </w:p>
+    <w:p>
+      <w:pPr>
+        <w:jc w:val="both"/>
+      </w:pPr>
+      <w:r>
+        <w:t>Những gì diễn ra ở đây khiến khách ngày nay phải kinh ngạc: vườn nho được che chiếu qua mùa đông bằng chiếu cách nhiệt, dưa được trồng trên đất chở từ Astrakhan về, sung và thậm chí dừa được ươm trong nhà kính; nghề nuôi tằm là thất bại đáng kể duy nhất. Nơi đây còn có một trong những xưởng thuỷ tinh đầu tiên của nước Nga. Từ năm 1664–1670, người ta đắp đập trên sông Serebryanka, tạo ra hệ thống hơn 20 hồ và biến sân điện của Sa hoàng thành một hòn đảo.</w:t>
+      </w:r>
+    </w:p>
+    <w:p>
+      <w:pPr>
+        <w:jc w:val="both"/>
+      </w:pPr>
+      <w:r>
+        <w:t>Trên đảo còn có một 'sân thú' (zveriny dvor) nuôi đủ loài từ chồn zibelin tới gấu Bắc Cực — được xem là vườn thú đầu tiên của nước Nga; năm 1714, nơi đây thậm chí có một con voi Ấn Độ do vua Ba Tư tặng. Có thể nói Izmailovo từng là một 'phòng thí nghiệm' hoàng gia về nông nghiệp, vườn tược và động vật, đi trước thời đại của mình.</w:t>
+      </w:r>
+    </w:p>
+    <w:p>
+      <w:pPr>
+        <w:jc w:val="both"/>
+      </w:pPr>
+      <w:r>
+        <w:t>Sang thế kỷ XIX, sân điện cũ đổi vai: năm 1837 Hoàng đế Nikolai I chọn nơi này làm nhà tế bần cho cựu binh (khởi đầu dành cho cựu binh chiến tranh 1812), và Nhà tế bần Quân sự Nikolaevskaya mở cửa năm 1850, do kiến trúc sư Konstantin Ton (tác giả Nhà thờ Chúa Cứu Thế) cùng Mikhail Bykovsky thiết kế. Ban đầu nhận khoảng 432 cựu binh, tới năm 1917 nơi đây có hơn 5.000 người ở; nhà tế bần đóng cửa năm 1918. Đây là một lớp lịch sử thường bị bỏ quên nhưng rất đáng kể của hòn đảo.</w:t>
+      </w:r>
+    </w:p>
+    <w:p>
+      <w:pPr>
+        <w:pStyle w:val="Heading1"/>
+      </w:pPr>
+      <w:r>
+        <w:rPr>
+          <w:color w:val="152C4E"/>
+        </w:rPr>
+        <w:t>Con thuyền «ông tổ hạm đội Nga» &amp; Nhà thờ Che Chở Đức Mẹ</w:t>
+      </w:r>
+    </w:p>
+    <w:p>
+      <w:pPr>
+        <w:jc w:val="both"/>
+      </w:pPr>
+      <w:r>
+        <w:t>Chính tại điền trang này đã diễn ra một trong những khoảnh khắc khai sinh lịch sử. Tháng 5 năm 1688, cậu thiếu niên Pyotr (khoảng 16 tuổi) tìm thấy trong một nhà kho cũ một chiếc thuyền buồm kiểu Anh đóng từ thập niên 1640 — dài khoảng 7 m, rộng 2 m, một cột buồm, có thể chạy ngược chiều gió (điều mới lạ khiến cậu mê mẩn). Thợ thuyền Karsten Brandt phục chế nó, và Pyotr tập chèo lái trên sông Yauza rồi các hồ Izmailovo. Về sau, chính Pyotr gọi nó là 'ông tổ của hạm đội Nga' (дедушка русского флота).</w:t>
+      </w:r>
+    </w:p>
+    <w:p>
+      <w:pPr>
+        <w:jc w:val="both"/>
+      </w:pPr>
+      <w:r>
+        <w:t>Một điểm hướng dẫn viên nên nói rõ để tránh gây hiểu lầm: con thuyền gốc HIỆN KHÔNG còn ở Izmailovo hay Moscow. Bản gốc được lưu giữ tại Bảo tàng Hải quân Trung ương ở St. Petersburg (từ năm 1940). Vì vậy ở Izmailovo, du khách chỉ đến 'nơi khởi nguồn của câu chuyện' chứ không xem được chính con thuyền — đừng hứa với khách rằng sẽ thấy bản gốc tại đây.</w:t>
+      </w:r>
+    </w:p>
+    <w:p>
+      <w:pPr>
+        <w:jc w:val="both"/>
+      </w:pPr>
+      <w:r>
+        <w:t>Công trình cổ đẹp nhất còn lại trên đảo là Nhà thờ Che Chở Đức Mẹ (Покровский собор, Pokrovsky sobor), xây 1671–1679 và cung hiến ngày 1/10/1679 — khởi công dưới thời Aleksei Mikhailovich, hoàn tất dưới thời con trai ông là Sa hoàng Feodor Alekseevich. Đây là nhà thờ gạch năm mái vòm, bốn trụ, tường dày tới khoảng 2,5 m, do thợ cả Ivan Kuznechik và anh em Medvedev dựng. Điểm quý giá nhất là các mảng gạch men (ceramic) nhiều màu phủ khắp phần mái cong: hoạ tiết trứ danh 'mắt công' (павлинье око) của nghệ nhân Stepan Ivanov, biệt danh Polubes, cùng Ignat Maksimov — mỗi viên gạch lớn cỡ 25 × 33 cm.</w:t>
+      </w:r>
+    </w:p>
+    <w:p>
+      <w:pPr>
+        <w:jc w:val="both"/>
+      </w:pPr>
+      <w:r>
+        <w:t>Bên cạnh nhà thờ là Tháp Cầu (Мостовая башня, thập niên 1670) — công trình cổ nhất còn lại trên đảo, từng đứng ở đầu một chiếc cầu đá dài khoảng 100 m bắc qua hồ. Tháp có ba tầng công năng: tầng dưới là trạm gác của lính streltsy, tầng giữa là phòng từng dùng cho các phiên họp của Duma Quý tộc (Boyar Duma) và lễ tân nhà nước, tầng trên là gác chuông của nhà thờ. Cùng với Cổng Trước và Cổng Sau, quần thể này từng là 'Sân của Sa hoàng' (Государев двор) hoàn chỉnh — nay do Bảo tàng – Điền trang Quốc gia Moscow (MGOMZ) quản lý.</w:t>
       </w:r>
     </w:p>
     <w:p>
@@ -433,74 +597,7 @@
         <w:jc w:val="both"/>
       </w:pPr>
       <w:r>
-        <w:t>Ở khía cạnh kinh tế – xã hội, chợ Vernisazh là một lát cắt sống động của đời sống thị trường Nga: nơi gặp gỡ của thợ thủ công, dân sưu tầm, người buôn đồ cổ và du khách quốc tế. Những cuộc mặc cả, những món đồ Xô-viết đổi chủ, những câu chuyện sau mỗi kỷ vật — tất cả tạo nên một 'bảo tàng sống' về xã hội Nga qua các thời kỳ.</w:t>
-      </w:r>
-    </w:p>
-    <w:p>
-      <w:pPr>
-        <w:jc w:val="both"/>
-      </w:pPr>
-      <w:r>
         <w:t>Nhưng có lẽ ý nghĩa sâu xa nhất của Izmailovo nằm ở vị trí của nó: ngay cạnh điền trang hoàng gia cổ, nơi khởi nguồn của hải quân Nga. Sự kề cận giữa một 'Kremlin cổ tích' mới toanh và một di sản Romanov thật sự cổ kính tạo nên một cầu nối bất ngờ, nhắc nhở du khách rằng đằng sau lớp màu du lịch, vùng đất này thật sự đã chứng kiến những trang sử trọng đại của nước Nga.</w:t>
-      </w:r>
-    </w:p>
-    <w:p>
-      <w:pPr>
-        <w:pStyle w:val="Heading1"/>
-      </w:pPr>
-      <w:r>
-        <w:rPr>
-          <w:color w:val="152C4E"/>
-        </w:rPr>
-        <w:t>Trải nghiệm dành cho du khách</w:t>
-      </w:r>
-    </w:p>
-    <w:p>
-      <w:pPr>
-        <w:jc w:val="both"/>
-      </w:pPr>
-      <w:r>
-        <w:t>Trải nghiệm trung tâm ở Izmailovo là mua sắm và mặc cả. Đây là nơi lý tưởng để hoàn tất danh sách quà tặng mang về: Matryoshka đủ kích cỡ, khăn choàng, đồ hổ phách, tranh, đồ lưu niệm quân đội và vô số món 'độc'. Việc trả giá là một phần của cuộc chơi — người bán thường nói thách, và một nụ cười cùng vài câu hỏi thân thiện có thể giúp bạn có mức giá dễ chịu hơn nhiều.</w:t>
-      </w:r>
-    </w:p>
-    <w:p>
-      <w:pPr>
-        <w:jc w:val="both"/>
-      </w:pPr>
-      <w:r>
-        <w:t>Với người thích khám phá theo chiều sâu, chuỗi bảo tàng nhỏ mang lại những trải nghiệm tương tác vui vẻ: nếm thử vodka và tìm hiểu 'văn hoá quốc tửu', tự tay nặn tô một con búp bê hay bánh xà phòng, thưởng thức bánh mì mới ra lò, hay cười nghiêng ngả trong 'bảo tàng những đứa trẻ hư'. Đây là những hoạt động khiến chuyến đi trở nên đáng nhớ chứ không chỉ là 'xem và chụp'.</w:t>
-      </w:r>
-    </w:p>
-    <w:p>
-      <w:pPr>
-        <w:jc w:val="both"/>
-      </w:pPr>
-      <w:r>
-        <w:t>Izmailovo đặc biệt thân thiện với gia đình có trẻ em. Không gian rộng thoáng ngoài trời, màu sắc rực rỡ như trong hoạt hình, các xưởng thủ công cho trẻ trải nghiệm và những bảo tàng dí dỏm khiến trẻ nhỏ thích thú. Đây là một trong số ít điểm đến ở Moscow mà cả người lớn lẫn trẻ con đều tìm được niềm vui riêng.</w:t>
-      </w:r>
-    </w:p>
-    <w:p>
-      <w:pPr>
-        <w:jc w:val="both"/>
-      </w:pPr>
-      <w:r>
-        <w:t>Người mê nhiếp ảnh sẽ có một 'sân chơi' màu sắc thực thụ. Những toà tháp gỗ, cổng chạm trổ, cầu thang và mái vòm nhiều sắc tạo nên vô số góc máy ấn tượng. Buổi sáng nắng đẹp cho màu tươi rực; chiều muộn và lúc lên đèn lại mang đến bầu không khí ấm áp, cổ tích. Nếu may mắn gặp một đoàn rước dâu, bạn còn có thêm những khoảnh khắc đời thường sinh động.</w:t>
-      </w:r>
-    </w:p>
-    <w:p>
-      <w:pPr>
-        <w:jc w:val="both"/>
-      </w:pPr>
-      <w:r>
-        <w:t>Ẩm thực cũng là một phần trải nghiệm không nên bỏ qua. Giữa buổi dạo chợ, hãy ghé một quán ăn Nga để thử bánh blini, thịt nướng, uống một ly medovukha hay kvass, và nếm loại kẹo pastila trứ danh. Việc dừng lại thưởng thức đồ ăn thức uống truyền thống ngay trong khung cảnh 'nước Nga xưa' khiến chuyến đi thêm trọn vẹn và giàu cảm giác.</w:t>
-      </w:r>
-    </w:p>
-    <w:p>
-      <w:pPr>
-        <w:jc w:val="both"/>
-      </w:pPr>
-      <w:r>
-        <w:t>Nhìn chung, Izmailovo mang lại một nhịp trải nghiệm thoải mái, tự do và vui vẻ — trái ngược hẳn với sự trang nghiêm, xếp hàng và im lặng của nhiều bảo tàng, cung điện ở trung tâm. Đây là chỗ để 'xả hơi', để cười, để lục lọi và để mang về không chỉ những món quà mà cả những kỷ niệm đầy màu sắc.</w:t>
       </w:r>
     </w:p>
     <w:p>
@@ -519,7 +616,7 @@
         <w:jc w:val="both"/>
       </w:pPr>
       <w:r>
-        <w:t>Chọn ngày đi phù hợp với mục đích. Nếu muốn thấy chợ Vernisazh ở quy mô đầy đủ nhất với hàng nghìn quầy, hãy đến vào thứ Bảy hoặc Chủ nhật. Nhưng nếu ưu tiên săn được giá tốt và tránh chen chúc, hãy cân nhắc đi vào ngày thường — theo kinh nghiệm dân địa phương, giữa tuần thường có 'ngày bán buôn', giá có thể rẻ hơn đáng kể, dù chợ không đông hàng bằng cuối tuần.</w:t>
+        <w:t>Chọn ngày đi phù hợp với mục đích. Nếu muốn thấy chợ Vernisazh ở quy mô đầy đủ nhất với hàng nghìn quầy, hãy đến vào thứ Bảy hoặc Chủ nhật. Nhưng nếu ưu tiên săn được giá tốt và tránh chen chúc, hãy cân nhắc đi vào ngày thường — theo kinh nghiệm dân địa phương, giữa tuần thường vắng hơn và dễ mặc cả hơn, dù chợ không đông hàng bằng cuối tuần.</w:t>
       </w:r>
     </w:p>
     <w:p>
@@ -527,7 +624,7 @@
         <w:jc w:val="both"/>
       </w:pPr>
       <w:r>
-        <w:t>Đi sớm để có 'món hời'. Những người săn đồ cổ chuyên nghiệp thường tới ngay khi chợ mở cửa và nhanh tay lấy đi các món giá trị nhất trong ít phút đầu. Nếu bạn thật sự muốn tìm đồ độc, hãy đến sớm và chịu khó đi sâu vào những dãy quầy phía trong, nơi ít khách du lịch lui tới hơn.</w:t>
+        <w:t>Đi sớm để có 'món hời'. Những người săn đồ cổ chuyên nghiệp thường tới ngay khi chợ mở cửa (khoảng 8:30–9:00) và nhanh tay lấy đi các món giá trị nhất trong ít phút đầu. Nếu bạn thật sự muốn tìm đồ độc, hãy đến sớm và chịu khó đi sâu vào những dãy quầy phía trong, nơi ít khách du lịch lui tới hơn.</w:t>
       </w:r>
     </w:p>
     <w:p>
@@ -535,7 +632,7 @@
         <w:jc w:val="both"/>
       </w:pPr>
       <w:r>
-        <w:t>Cảnh giác với hàng nhái và đồ 'giả cổ'. Không phải món nào lấp lánh cũng là thật; chợ có nhiều đồ lưu niệm sản xuất hàng loạt, thậm chí nhập từ nơi khác, được bày bán như hàng thủ công Nga. Với đồ sứ hay bạc, hãy tìm dấu triện (hallmark) để phần nào yên tâm; và đừng ngại hỏi kỹ về nguồn gốc món đồ trước khi trả tiền.</w:t>
+        <w:t>Cảnh giác với hàng nhái và đồ 'giả cổ'. Không phải món nào lấp lánh cũng là thật; chợ có nhiều đồ lưu niệm sản xuất hàng loạt được bày bán như hàng thủ công Nga. Với đồ sứ hay bạc, hãy tìm dấu triện (hallmark); và đừng ngại hỏi kỹ về nguồn gốc món đồ trước khi trả tiền. Lưu ý: việc mang đồ cổ 'thật' (trên ~50 năm tuổi, biểu tượng, huân chương…) ra khỏi Nga có thể vướng quy định hải quan — nên hỏi rõ và giữ hoá đơn.</w:t>
       </w:r>
     </w:p>
     <w:p>
@@ -543,74 +640,7 @@
         <w:jc w:val="both"/>
       </w:pPr>
       <w:r>
-        <w:t>Mang theo tiền mặt và biết mặc cả. Nhiều quầy nhỏ ưu tiên tiền mặt, nên chuẩn bị sẵn sẽ tiện hơn. Mặc cả là điều bình thường và được mong đợi ở đây — hãy trả giá một cách vui vẻ, lịch sự; đôi khi mua nhiều món cùng một quầy sẽ giúp bạn được giảm giá tốt hơn.</w:t>
-      </w:r>
-    </w:p>
-    <w:p>
-      <w:pPr>
-        <w:jc w:val="both"/>
-      </w:pPr>
-      <w:r>
-        <w:t>Kết hợp điểm đến để tận dụng thời gian. Vì Izmailovo nằm cạnh Công viên Izmailovsky rộng lớn và điền trang hoàng gia lịch sử, bạn nên dành trọn một buổi: dạo chợ và thăm bảo tàng, rồi đi bộ sang công viên hoặc khám phá di tích cổ. Hãy dự trù khoảng hai đến ba tiếng cho riêng khu Kremlin và chợ để không phải vội.</w:t>
-      </w:r>
-    </w:p>
-    <w:p>
-      <w:pPr>
-        <w:jc w:val="both"/>
-      </w:pPr>
-      <w:r>
-        <w:t>Chuẩn bị nhỏ cho thoải mái: giày đi bộ êm chân vì bạn sẽ đi khá nhiều, một chiếc túi để đựng đồ mua được, và tinh thần cởi mở để trò chuyện — nhiều người bán biết chút tiếng Anh và rất sẵn lòng kể chuyện về món hàng của họ. Cuối cùng, hãy giữ đồ cá nhân cẩn thận giữa chốn đông người như mọi khu chợ lớn.</w:t>
-      </w:r>
-    </w:p>
-    <w:p>
-      <w:pPr>
-        <w:pStyle w:val="Heading1"/>
-      </w:pPr>
-      <w:r>
-        <w:rPr>
-          <w:color w:val="152C4E"/>
-        </w:rPr>
-        <w:t>Khám phá xung quanh</w:t>
-      </w:r>
-    </w:p>
-    <w:p>
-      <w:pPr>
-        <w:jc w:val="both"/>
-      </w:pPr>
-      <w:r>
-        <w:t>Điểm khám phá quan trọng nhất bên cạnh quần thể mới là điền trang hoàng gia Izmailovo cổ, nằm trên một hòn đảo nhân tạo cách đó không xa. Hòn đảo này ra đời từ thập niên 1660 khi Sa hoàng Aleksei Mikhailovich cho đào các hồ lớn (như hồ Bạc – Serebryany và hồ Nho – Vinogradny) trong vùng đầm lầy, biến Izmailovo thành một điền trang thử nghiệm nông nghiệp, vườn tược và thủ công của hoàng gia.</w:t>
-      </w:r>
-    </w:p>
-    <w:p>
-      <w:pPr>
-        <w:jc w:val="both"/>
-      </w:pPr>
-      <w:r>
-        <w:t>Trên đảo còn lưu giữ những công trình thật sự cổ kính: Nhà thờ Che Chở Đức Mẹ (Pokrovsky sobor) xây dựng cuối thế kỷ XVII với những mảng gạch men lộng lẫy, cùng Tháp Cầu (Mostovaya bashnya) và cổng thành — dấu tích của một 'sân điện' hoàng gia hoàn chỉnh hoàn tất vào khoảng năm 1682. Về sau, khu điền trang được chuyển thành nhà tế bần cho binh lính về hưu từ năm 1812 và được mở rộng vào thập niên 1830.</w:t>
-      </w:r>
-    </w:p>
-    <w:p>
-      <w:pPr>
-        <w:jc w:val="both"/>
-      </w:pPr>
-      <w:r>
-        <w:t>Chính tại điền trang này đã diễn ra một trong những khoảnh khắc khai sinh lịch sử: cậu bé Pyotr (sau là Pyotr Đại đế) tìm thấy một chiếc thuyền buồm nhỏ kiểu Anh bị bỏ quên, cho phục chế và tập chèo lái trên các hồ ở Izmailovo. Con thuyền ấy về sau được tôn vinh là 'ông tổ của hạm đội Nga' — biểu tượng cho niềm đam mê hàng hải đã dẫn Pyotr tới việc xây dựng lực lượng hải quân hùng mạnh cho nước Nga.</w:t>
-      </w:r>
-    </w:p>
-    <w:p>
-      <w:pPr>
-        <w:jc w:val="both"/>
-      </w:pPr>
-      <w:r>
-        <w:t>Ngay kề bên là Công viên Izmailovsky — một trong những công viên đô thị lớn nhất châu Âu, với rừng cây, lối đi dạo, khu vui chơi và không gian rộng để thư giãn. Sau khi mua sắm và thăm bảo tàng, một vòng tản bộ trong công viên là cách lý tưởng để cân bằng lại năng lượng và tận hưởng thiên nhiên ngay trong lòng Moscow.</w:t>
-      </w:r>
-    </w:p>
-    <w:p>
-      <w:pPr>
-        <w:jc w:val="both"/>
-      </w:pPr>
-      <w:r>
-        <w:t>Nhờ cụm điểm đến 'ba trong một' này — Kremlin cổ tích và chợ, điền trang hoàng gia lịch sử, và công viên rừng rộng lớn — khu Izmailovo cho phép du khách trải nghiệm nhiều cung bậc chỉ trong một buổi: vui nhộn và sặc sỡ, trầm mặc và cổ kính, rồi xanh mát và thư thái.</w:t>
+        <w:t>Mang theo tiền mặt và biết mặc cả. Nhiều quầy nhỏ ưu tiên tiền mặt, nên chuẩn bị sẵn sẽ tiện hơn. Mặc cả là điều bình thường và được mong đợi — hãy trả giá một cách vui vẻ, lịch sự; mua nhiều món cùng một quầy thường được giảm giá tốt hơn. Kết hợp điểm đến để tận dụng thời gian: dạo chợ và thăm bảo tàng, rồi đi bộ sang Công viên Izmailovsky hoặc băng sang điền trang cổ. Dự trù khoảng 2–3 tiếng cho riêng khu Kremlin và chợ; đi giày êm và giữ đồ cá nhân cẩn thận giữa chốn đông người.</w:t>
       </w:r>
     </w:p>
     <w:p>
@@ -637,7 +667,7 @@
         <w:jc w:val="both"/>
       </w:pPr>
       <w:r>
-        <w:t>Nhà thờ gỗ Thánh Nikolas gắn với một câu chuyện lãng mạn rất Nga. Bên trong lưu giữ thánh tích của hai vị thánh Pyotr và Fevronia — cặp vợ chồng huyền thoại được tôn là thánh bảo trợ của tình yêu và hôn nhân, gần như một 'ngày Valentine' phiên bản Nga. Vì thế, nhiều cặp đôi chọn Izmailovo để cử hành hôn lễ, và hình ảnh cô dâu chú rể rạng rỡ giữa khung cảnh cổ tích đã trở thành một nét quen thuộc nơi đây.</w:t>
+        <w:t>Nhà thờ gỗ Thánh Nikolas gắn với một câu chuyện lãng mạn rất Nga. Bên trong lưu giữ thánh tích của hai vị thánh Pyotr và Fevronia — cặp vợ chồng huyền thoại được tôn là thánh bảo trợ của tình yêu và hôn nhân. Vì thế, nhiều cặp đôi chọn Izmailovo để cử hành hôn lễ, và hình ảnh cô dâu chú rể rạng rỡ giữa khung cảnh cổ tích đã trở thành một nét quen thuộc nơi đây.</w:t>
       </w:r>
     </w:p>
     <w:p>
@@ -645,7 +675,7 @@
         <w:jc w:val="both"/>
       </w:pPr>
       <w:r>
-        <w:t>'Bảo tàng những đứa trẻ hư' luôn khiến du khách bật cười. Nơi này tái hiện cách trẻ em nghịch ngợm bị phạt thời Nga xưa — chẳng hạn phải quỳ trên hạt đậu — như một bài học vui về kỷ luật ngày trước. Cha mẹ thường dẫn con vào đây vừa để giải trí, vừa để 'doạ yêu' lũ nhỏ, tạo nên những khoảnh khắc gia đình đáng nhớ.</w:t>
+        <w:t>Bảo tàng Rượu Vodka lại là 'thiên đường' của những câu chuyện. Với hơn một nghìn loại vodka, công thức cổ và vô số giai thoại quanh thứ 'quốc tửu' này, phần nếm thử khiến chuyến thăm thêm rôm rả — dĩ nhiên là trong chừng mực. Không xa đó, 'Bảo tàng những đứa trẻ hư' tái hiện cách trẻ nghịch ngợm bị phạt thời Nga xưa (chẳng hạn phải quỳ trên hạt đậu), luôn khiến du khách bật cười.</w:t>
       </w:r>
     </w:p>
     <w:p>
@@ -653,7 +683,7 @@
         <w:jc w:val="both"/>
       </w:pPr>
       <w:r>
-        <w:t>Bảo tàng Rượu Vodka lại là 'thiên đường' của những câu chuyện. Với hàng nghìn loại vodka, công thức cổ và vô số giai thoại quanh thứ 'quốc tửu' này, nơi đây có thể cho bạn 'ba trăm lý do để nâng ly' như một cách nói vui của dân địa phương. Phần nếm thử khiến chuyến thăm thêm rôm rả — dĩ nhiên là trong chừng mực.</w:t>
+        <w:t>Giai thoại có sức nặng lịch sử nhất lại thuộc về điền trang cổ bên cạnh: cậu bé Pyotr tìm thấy con thuyền buồm nhỏ bị bỏ quên và tập chèo lái trên hồ Izmailovo. Từ trò chơi tuổi thơ ấy đã nảy sinh niềm đam mê biển cả, để rồi Pyotr Đại đế xây dựng nên hải quân Nga. Con thuyền được người đời sau trân trọng gọi là 'ông tổ của hạm đội Nga' — nhưng như đã nói, bản gốc nay nằm ở St. Petersburg, nên câu chuyện ở Izmailovo là câu chuyện về 'nơi tất cả bắt đầu'.</w:t>
       </w:r>
     </w:p>
     <w:p>
@@ -661,15 +691,7 @@
         <w:jc w:val="both"/>
       </w:pPr>
       <w:r>
-        <w:t>Nhưng giai thoại có sức nặng lịch sử nhất lại thuộc về điền trang cổ bên cạnh: câu chuyện cậu bé Pyotr tìm thấy con thuyền buồm nhỏ bị bỏ quên và tập chèo lái trên hồ Izmailovo. Từ trò chơi tuổi thơ ấy đã nảy sinh niềm đam mê biển cả, để rồi Pyotr Đại đế xây dựng nên hải quân Nga. Con thuyền được người đời sau trân trọng gọi là 'ông tổ của hạm đội Nga' — một minh chứng đẹp cho việc những điều vĩ đại đôi khi bắt đầu từ những khoảnh khắc rất nhỏ.</w:t>
-      </w:r>
-    </w:p>
-    <w:p>
-      <w:pPr>
-        <w:jc w:val="both"/>
-      </w:pPr>
-      <w:r>
-        <w:t>Cuối cùng, giữa những dãy hàng đồ cũ, du khách có thể chạm vào cả một 'bảo tàng Xô-viết' ngoài trời: tượng Lenin, huy hiệu, máy ảnh phim, đĩa than, bao thuốc lá cũ… Mỗi món đồ là một mảnh ký ức của thế kỷ XX. Có người tới Izmailovo không hẳn để mua, mà để hoài niệm — để cầm lên một kỷ vật và nhớ về một thời đã qua. Chính điều đó khiến khu chợ, dù mang tiếng 'du lịch', vẫn giữ được một linh hồn rất thật.</w:t>
+        <w:t>Ngay các viên gạch men trên Nhà thờ Che Chở Đức Mẹ cũng có tên riêng: hoạ tiết 'mắt công' rực rỡ là tác phẩm của nghệ nhân Stepan Ivanov mang biệt danh 'Polubes' — nghĩa gần như 'nửa quỷ' — một cái tên nghe rất 'đời' cho một bậc thầy gốm men thế kỷ XVII. Và giữa những dãy hàng đồ cũ ngoài chợ, du khách có thể chạm vào cả một 'bảo tàng Xô-viết' ngoài trời: tượng Lenin, huy hiệu, máy ảnh phim, đĩa than… Mỗi món là một mảnh ký ức thế kỷ XX — có người tới Izmailovo không hẳn để mua, mà để hoài niệm.</w:t>
       </w:r>
     </w:p>
     <w:p>
@@ -733,7 +755,7 @@
         <w:rPr>
           <w:sz w:val="22"/>
         </w:rPr>
-        <w:t xml:space="preserve">• Nhà thờ Che Chở Đức Mẹ (Pokrovsky) tại điền trang Izmailovo — di sản thật sự cổ kính của dòng họ Romanov. — </w:t>
+        <w:t xml:space="preserve">• Nhà thờ Che Chở Đức Mẹ (Pokrovsky) với gạch men 'mắt công' của nghệ nhân Polubes — di sản thật của dòng họ Romanov. — </w:t>
       </w:r>
       <w:r>
         <w:rPr>
@@ -789,6 +811,36 @@
         <w:rPr>
           <w:sz w:val="22"/>
         </w:rPr>
+        <w:t xml:space="preserve">• Кремль в Измайлово — Wikipedia (tiếng Nga) — </w:t>
+      </w:r>
+      <w:r>
+        <w:rPr>
+          <w:color w:val="204A86"/>
+          <w:sz w:val="20"/>
+        </w:rPr>
+        <w:t>https://ru.wikipedia.org/wiki/Кремль_в_Измайлово</w:t>
+      </w:r>
+    </w:p>
+    <w:p>
+      <w:r>
+        <w:rPr>
+          <w:sz w:val="22"/>
+        </w:rPr>
+        <w:t xml:space="preserve">• Izmaylovo Estate — Wikipedia (tiếng Anh) — </w:t>
+      </w:r>
+      <w:r>
+        <w:rPr>
+          <w:color w:val="204A86"/>
+          <w:sz w:val="20"/>
+        </w:rPr>
+        <w:t>https://en.wikipedia.org/wiki/Izmaylovo_Estate</w:t>
+      </w:r>
+    </w:p>
+    <w:p>
+      <w:r>
+        <w:rPr>
+          <w:sz w:val="22"/>
+        </w:rPr>
         <w:t xml:space="preserve">• Botik of Peter the Great ('ông tổ hạm đội Nga') — Wikipedia — </w:t>
       </w:r>
       <w:r>
@@ -804,14 +856,44 @@
         <w:rPr>
           <w:sz w:val="22"/>
         </w:rPr>
-        <w:t xml:space="preserve">• Izmailovo Estate — Bảo tàng - Điền trang Quốc gia Moscow (mgomz.ru) — </w:t>
+        <w:t xml:space="preserve">• Trang chính thức — Kremlin in Izmailovo — </w:t>
       </w:r>
       <w:r>
         <w:rPr>
           <w:color w:val="204A86"/>
           <w:sz w:val="20"/>
         </w:rPr>
-        <w:t>https://www.mgomz.ru/en/pages/izmailovo-estate</w:t>
+        <w:t>https://www.kremlin-izmailovo.com/</w:t>
+      </w:r>
+    </w:p>
+    <w:p>
+      <w:r>
+        <w:rPr>
+          <w:sz w:val="22"/>
+        </w:rPr>
+        <w:t xml:space="preserve">• Trang chính thức — Nhà thờ Thánh Nikolas (46 m) — </w:t>
+      </w:r>
+      <w:r>
+        <w:rPr>
+          <w:color w:val="204A86"/>
+          <w:sz w:val="20"/>
+        </w:rPr>
+        <w:t>https://www.kremlin-izmailovo.com/territorija/shema-kremlja/hram-svjatitelja-nikolaja</w:t>
+      </w:r>
+    </w:p>
+    <w:p>
+      <w:r>
+        <w:rPr>
+          <w:sz w:val="22"/>
+        </w:rPr>
+        <w:t xml:space="preserve">• MGOMZ — Nhà thờ Che Chở Đức Mẹ (Intercession Cathedral) — </w:t>
+      </w:r>
+      <w:r>
+        <w:rPr>
+          <w:color w:val="204A86"/>
+          <w:sz w:val="20"/>
+        </w:rPr>
+        <w:t>https://www.mgomz.ru/en/place/intercession-cathedral</w:t>
       </w:r>
     </w:p>
     <w:p>
@@ -827,66 +909,6 @@
           <w:sz w:val="20"/>
         </w:rPr>
         <w:t>https://www.rbth.com/travel/329532-ultimate-guide-izmailovo-market</w:t>
-      </w:r>
-    </w:p>
-    <w:p>
-      <w:r>
-        <w:rPr>
-          <w:sz w:val="22"/>
-        </w:rPr>
-        <w:t xml:space="preserve">• Izmailovo Kremlin — Atlas Obscura — </w:t>
-      </w:r>
-      <w:r>
-        <w:rPr>
-          <w:color w:val="204A86"/>
-          <w:sz w:val="20"/>
-        </w:rPr>
-        <w:t>https://www.atlasobscura.com/places/izmailovo-kremlin</w:t>
-      </w:r>
-    </w:p>
-    <w:p>
-      <w:r>
-        <w:rPr>
-          <w:sz w:val="22"/>
-        </w:rPr>
-        <w:t xml:space="preserve">• Izmaylovsky Park — Wikipedia — </w:t>
-      </w:r>
-      <w:r>
-        <w:rPr>
-          <w:color w:val="204A86"/>
-          <w:sz w:val="20"/>
-        </w:rPr>
-        <w:t>https://en.wikipedia.org/wiki/Izmailovo_Park</w:t>
-      </w:r>
-    </w:p>
-    <w:p>
-      <w:r>
-        <w:rPr>
-          <w:sz w:val="22"/>
-        </w:rPr>
-        <w:t xml:space="preserve">• Kremlin in Izmailovo — trang chính thức (kremlin-izmailovo.com) — </w:t>
-      </w:r>
-      <w:r>
-        <w:rPr>
-          <w:color w:val="204A86"/>
-          <w:sz w:val="20"/>
-        </w:rPr>
-        <w:t>https://www.kremlin-izmailovo.com</w:t>
-      </w:r>
-    </w:p>
-    <w:p>
-      <w:r>
-        <w:rPr>
-          <w:sz w:val="22"/>
-        </w:rPr>
-        <w:t xml:space="preserve">• Izmaylovo Kremlin — Wikimedia Commons (thư viện ảnh) — </w:t>
-      </w:r>
-      <w:r>
-        <w:rPr>
-          <w:color w:val="204A86"/>
-          <w:sz w:val="20"/>
-        </w:rPr>
-        <w:t>https://commons.wikimedia.org/wiki/Category:Izmaylovo_Kremlin</w:t>
       </w:r>
     </w:p>
     <w:p>
@@ -906,7 +928,7 @@
           <w:color w:val="5C6773"/>
           <w:sz w:val="20"/>
         </w:rPr>
-        <w:t>Wikipedia tiếng Anh, mục 'Izmailovo Kremlin' (truy cập 7/2026): quần thể văn hoá – thương mại – giải trí ở đông bắc Moscow, xây bằng gỗ giai đoạn 1998–2007, mô phỏng kiến trúc Nga; có bảy bảo tàng và khu trưng bày gồm Bảo tàng Đồ chơi dân gian Nga, Bảo tàng Sự ra đời của Hải quân Nga, Bảo tàng Lịch sử Rượu Vodka Nga, Bảo tàng Bánh mì, Bảo tàng Sô-cô-la, Bảo tàng Mô hình ('Lịch sử thế giới bằng đất nặn') và Bảo tàng Hoạt hình Moscow.</w:t>
+        <w:t>Wikipedia tiếng Anh &amp; tiếng Nga (Izmailovo Kremlin / Кремль в Измайлово): quần thể gỗ mô phỏng kiến trúc Nga thế kỷ XIV–XVII, ý tưởng của A. Ushakov từ 1998, hoàn thiện tới 2007 (hoả hoạn 2005); danh sách bảo tàng: Đồ chơi dân gian, Lịch sử Hải quân Nga, Lịch sử Vodka, Bánh mì, Sô-cô-la, Mô hình đất nặn, Hoạt hình Moscow; ga metro Partizanskaya.</w:t>
       </w:r>
     </w:p>
     <w:p>
@@ -915,7 +937,7 @@
           <w:color w:val="5C6773"/>
           <w:sz w:val="20"/>
         </w:rPr>
-        <w:t>Russia Beyond (rbth.com), bài 'Your ultimate guide to Izmailovo Market' (Yekaterina Sinelschikova, 2018): Kremlin dựng năm 2001 theo bản vẽ thế kỷ XIV–XVII; chợ còn gọi là 'Izmailovsky Vernisazh' (từ tiếng Pháp vernissage); hơn một chục bảo tàng nhỏ (Vodka trưng bày hơn 1.000 loại có nếm thử, Bảo tàng Đồ chơi có xưởng, Bảo tàng Làm xà phòng, Hoạt hình, Bánh mì, 'Những đứa trẻ hư'); Nhà thờ gỗ Thánh Nikolas cao nhất Moscow, dựng năm 2000, lưu thánh tích Pyotr &amp; Fevronia, tổ chức lễ cưới; ẩm thực (pastila Kolomna, medovukha, kvass); chợ mở ~9:00–17:00, nên đi sớm, thứ Tư có 'ngày bán buôn' giá rẻ hơn; tới ga metro Partizanskaya (~20 phút từ trung tâm) rồi đi bộ ~10 phút.</w:t>
+        <w:t>Trang chính thức kremlin-izmailovo.com: Nhà thờ Thánh Nikolas cao 46 m, nhà thờ gỗ cao nhất nước Nga, lưu thánh tích Pyotr &amp; Fevronia; Bảo tàng Lịch sử Vodka (hơn 1.000 loại, công thức thế kỷ XVIII, bản sao thiết bị chưng cất, tour ~20 phút, nếm thử — riêng chi tiết 'đầu tiên của Nga' CẦN KIỂM CHỨNG); Bảo tàng Bánh mì trên tầng ba 'Cung điện Yến tiệc Nga' (~1.000 hiện vật); 'Sân nhà Nga' với lò rèn, gốm, xà phòng, sô-cô-la, làm nến; 'Cung Kết hôn số 5'.</w:t>
       </w:r>
     </w:p>
     <w:p>
@@ -924,7 +946,7 @@
           <w:color w:val="5C6773"/>
           <w:sz w:val="20"/>
         </w:rPr>
-        <w:t>Wikipedia tiếng Anh, mục 'Botik of Peter the Great' và Russia Beyond ('Peter the Great and his boat…'): chiếc thuyền buồm nhỏ được Pyotr tìm thấy tại điền trang hoàng gia Izmailovo năm 1688, được thợ Hà Lan Karsten Brandt phục chế; Pyotr tập chèo lái trên các hồ Izmailovo; con thuyền được mệnh danh 'ông tổ của hạm đội Nga'.</w:t>
+        <w:t>Russia Beyond (rbth.com), 'Your ultimate guide to Izmailovo Market': chợ còn gọi 'Izmailovsky Vernisazh' (từ tiếng Pháp vernissage); mở ~9:00–17:00, đi sớm, giữa tuần dễ mặc cả; các mặt hàng (matryoshka, khăn Pavlovo Posad, hổ phách, đồ Xô-viết); ẩm thực (pastila Kolomna, medovukha, kvass); tới ga Partizanskaya rồi đi bộ ~10 phút.</w:t>
       </w:r>
     </w:p>
     <w:p>
@@ -933,7 +955,7 @@
           <w:color w:val="5C6773"/>
           <w:sz w:val="20"/>
         </w:rPr>
-        <w:t>Wikimedia Commons, mục 'Tsar’s Court in Izmaylovo' và trang mgomz.ru: điền trang của Sa hoàng Aleksei Mikhailovich; hòn đảo nhân tạo hình thành từ thập niên 1660 do đào các hồ; Nhà thờ Che Chở Đức Mẹ (Pokrovsky) và Tháp Cầu (Mostovaya bashnya) xây cuối thế kỷ XVII, sân điện hoàn tất khoảng 1682 (gạch men của Stepan Polubes); từ 1812 chuyển thành nhà tế bần binh lính, mở rộng thập niên 1830.</w:t>
+        <w:t>Wikipedia (Botik of Peter the Great) &amp; Izmaylovo Estate: tháng 5/1688 Pyotr (~16 tuổi) tìm thấy thuyền buồm kiểu Anh đóng thập niên 1640 (~7×2 m, chạy ngược gió), thợ Karsten Brandt phục chế; gọi là 'ông tổ hạm đội Nga'; BẢN GỐC nay ở Bảo tàng Hải quân Trung ương, St. Petersburg (từ 1940) — KHÔNG còn ở Moscow.</w:t>
       </w:r>
     </w:p>
     <w:p>
@@ -942,7 +964,7 @@
           <w:color w:val="5C6773"/>
           <w:sz w:val="20"/>
         </w:rPr>
-        <w:t>Atlas Obscura và tổng hợp tư liệu du lịch: mô tả Izmailovo như một 'vùng đất cổ tích' giả cổ, được xây làm trung tâm văn hoá và chợ; nhấn mạnh sự tương phản giữa vẻ ngoài cổ kính và bản chất công trình mới.</w:t>
+        <w:t>MGOMZ &amp; Wikipedia (Izmaylovo Estate): điền trang của Sa hoàng Aleksei Mikhailovich từ 1663; đắp đập 1664–1670 tạo hơn 20 hồ và hòn đảo; trại thí nghiệm nông nghiệp (nho, dưa từ đất Astrakhan, sung, dừa; nuôi tằm thất bại), xưởng thuỷ tinh, 'vườn thú đầu tiên của Nga' (voi Ấn Độ 1714); Nhà thờ Che Chở Đức Mẹ 1671–1679 (cung hiến 1/10/1679), khởi công dưới Aleksei Mikhailovich, hoàn tất dưới Feodor Alekseevich, thợ cả Ivan Kuznechik; gạch men 'mắt công' của Stepan Ivanov 'Polubes' &amp; Ignat Maksimov (~25×33 cm); Tháp Cầu thập niên 1670 (3 tầng: gác lính streltsy, phòng họp Boyar Duma, gác chuông); nhà tế bần quân sự Nikolaevskaya (Nikolai I chọn 1837, mở 1850, KTS Konstantin Ton &amp; Mikhail Bykovsky; ~432 người → hơn 5.000 năm 1917; đóng 1918).</w:t>
       </w:r>
     </w:p>
     <w:p>
@@ -951,7 +973,7 @@
           <w:color w:val="5C6773"/>
           <w:sz w:val="20"/>
         </w:rPr>
-        <w:t>Dữ liệu thực dụng (địa chỉ Izmaylovskoye shosse 73; vào khuôn viên và chợ miễn phí, mỗi bảo tàng thu vé riêng ~300–400 rúp; thời lượng ~2–3 giờ; đông nhất cuối tuần) lấy từ hồ sơ địa điểm nội bộ của dự án; hình minh hoạ đối chiếu từ Wikimedia Commons (các trang File đã kiểm chứng tồn tại).</w:t>
+        <w:t>Dữ liệu thực dụng (địa chỉ Izmaylovskoye shosse 73; vào khuôn viên và chợ miễn phí, mỗi bảo tàng thu vé riêng; đông nhất cuối tuần; mức mặc cả ~10–40%, ưu tiên tiền mặt) tổng hợp từ Russia Beyond, moscowpass và hồ sơ địa điểm nội bộ; hình minh hoạ từ Wikimedia Commons (các trang File đã kiểm chứng tồn tại).</w:t>
       </w:r>
     </w:p>
     <w:p>
@@ -961,7 +983,7 @@
           <w:color w:val="5C6773"/>
           <w:sz w:val="18"/>
         </w:rPr>
-        <w:t>Tài liệu nội bộ — không dùng cho mục đích public. Biên soạn nguyên gốc, có dẫn nguồn. Cập nhật 2026-08-11.</w:t>
+        <w:t>Tài liệu nội bộ — không dùng cho mục đích public. Biên soạn nguyên gốc, có dẫn nguồn. Cập nhật 2026-09-28.</w:t>
       </w:r>
     </w:p>
     <w:sectPr>
